--- a/PO 2026/ADM902-03-0C/ADM902-03-0C Trasmissione copia verbale di collaudo.docx
+++ b/PO 2026/ADM902-03-0C/ADM902-03-0C Trasmissione copia verbale di collaudo.docx
@@ -1767,7 +1767,7 @@
                 <w:sz w:val="26"/>
                 <w:szCs w:val="26"/>
               </w:rPr>
-              <w:t>Leopoldo Libeccio</w:t>
+              <w:t>Marzia Maestrale</w:t>
             </w:r>
           </w:p>
         </w:tc>
